--- a/CS3IPDocuments/Ant Colony Simulation using Unity - Final Year Project - Ricky Nandhra - 220076203.docx
+++ b/CS3IPDocuments/Ant Colony Simulation using Unity - Final Year Project - Ricky Nandhra - 220076203.docx
@@ -242,7 +242,7 @@
           <w:r>
             <w:fldChar w:fldCharType="separate"/>
           </w:r>
-          <w:hyperlink w:anchor="_Toc227699066" w:history="1">
+          <w:hyperlink w:anchor="_Toc227931033" w:history="1">
             <w:r>
               <w:rPr>
                 <w:rStyle w:val="Hyperlink"/>
@@ -269,7 +269,7 @@
                 <w:noProof/>
                 <w:webHidden/>
               </w:rPr>
-              <w:instrText xml:space="preserve"> PAGEREF _Toc227699066 \h </w:instrText>
+              <w:instrText xml:space="preserve"> PAGEREF _Toc227931033 \h </w:instrText>
             </w:r>
             <w:r>
               <w:rPr>
@@ -314,7 +314,7 @@
               <w:lang w:eastAsia="en-GB"/>
             </w:rPr>
           </w:pPr>
-          <w:hyperlink w:anchor="_Toc227699067" w:history="1">
+          <w:hyperlink w:anchor="_Toc227931034" w:history="1">
             <w:r>
               <w:rPr>
                 <w:rStyle w:val="Hyperlink"/>
@@ -341,7 +341,7 @@
                 <w:noProof/>
                 <w:webHidden/>
               </w:rPr>
-              <w:instrText xml:space="preserve"> PAGEREF _Toc227699067 \h </w:instrText>
+              <w:instrText xml:space="preserve"> PAGEREF _Toc227931034 \h </w:instrText>
             </w:r>
             <w:r>
               <w:rPr>
@@ -386,7 +386,7 @@
               <w:lang w:eastAsia="en-GB"/>
             </w:rPr>
           </w:pPr>
-          <w:hyperlink w:anchor="_Toc227699068" w:history="1">
+          <w:hyperlink w:anchor="_Toc227931035" w:history="1">
             <w:r>
               <w:rPr>
                 <w:rStyle w:val="Hyperlink"/>
@@ -413,7 +413,7 @@
                 <w:noProof/>
                 <w:webHidden/>
               </w:rPr>
-              <w:instrText xml:space="preserve"> PAGEREF _Toc227699068 \h </w:instrText>
+              <w:instrText xml:space="preserve"> PAGEREF _Toc227931035 \h </w:instrText>
             </w:r>
             <w:r>
               <w:rPr>
@@ -458,7 +458,7 @@
               <w:lang w:eastAsia="en-GB"/>
             </w:rPr>
           </w:pPr>
-          <w:hyperlink w:anchor="_Toc227699069" w:history="1">
+          <w:hyperlink w:anchor="_Toc227931036" w:history="1">
             <w:r>
               <w:rPr>
                 <w:rStyle w:val="Hyperlink"/>
@@ -485,7 +485,7 @@
                 <w:noProof/>
                 <w:webHidden/>
               </w:rPr>
-              <w:instrText xml:space="preserve"> PAGEREF _Toc227699069 \h </w:instrText>
+              <w:instrText xml:space="preserve"> PAGEREF _Toc227931036 \h </w:instrText>
             </w:r>
             <w:r>
               <w:rPr>
@@ -530,7 +530,7 @@
               <w:lang w:eastAsia="en-GB"/>
             </w:rPr>
           </w:pPr>
-          <w:hyperlink w:anchor="_Toc227699070" w:history="1">
+          <w:hyperlink w:anchor="_Toc227931037" w:history="1">
             <w:r>
               <w:rPr>
                 <w:rStyle w:val="Hyperlink"/>
@@ -557,7 +557,7 @@
                 <w:noProof/>
                 <w:webHidden/>
               </w:rPr>
-              <w:instrText xml:space="preserve"> PAGEREF _Toc227699070 \h </w:instrText>
+              <w:instrText xml:space="preserve"> PAGEREF _Toc227931037 \h </w:instrText>
             </w:r>
             <w:r>
               <w:rPr>
@@ -602,7 +602,7 @@
               <w:lang w:eastAsia="en-GB"/>
             </w:rPr>
           </w:pPr>
-          <w:hyperlink w:anchor="_Toc227699071" w:history="1">
+          <w:hyperlink w:anchor="_Toc227931038" w:history="1">
             <w:r>
               <w:rPr>
                 <w:rStyle w:val="Hyperlink"/>
@@ -629,7 +629,7 @@
                 <w:noProof/>
                 <w:webHidden/>
               </w:rPr>
-              <w:instrText xml:space="preserve"> PAGEREF _Toc227699071 \h </w:instrText>
+              <w:instrText xml:space="preserve"> PAGEREF _Toc227931038 \h </w:instrText>
             </w:r>
             <w:r>
               <w:rPr>
@@ -674,7 +674,7 @@
               <w:lang w:eastAsia="en-GB"/>
             </w:rPr>
           </w:pPr>
-          <w:hyperlink w:anchor="_Toc227699072" w:history="1">
+          <w:hyperlink w:anchor="_Toc227931039" w:history="1">
             <w:r>
               <w:rPr>
                 <w:rStyle w:val="Hyperlink"/>
@@ -701,7 +701,7 @@
                 <w:noProof/>
                 <w:webHidden/>
               </w:rPr>
-              <w:instrText xml:space="preserve"> PAGEREF _Toc227699072 \h </w:instrText>
+              <w:instrText xml:space="preserve"> PAGEREF _Toc227931039 \h </w:instrText>
             </w:r>
             <w:r>
               <w:rPr>
@@ -746,7 +746,7 @@
               <w:lang w:eastAsia="en-GB"/>
             </w:rPr>
           </w:pPr>
-          <w:hyperlink w:anchor="_Toc227699073" w:history="1">
+          <w:hyperlink w:anchor="_Toc227931040" w:history="1">
             <w:r>
               <w:rPr>
                 <w:rStyle w:val="Hyperlink"/>
@@ -773,7 +773,7 @@
                 <w:noProof/>
                 <w:webHidden/>
               </w:rPr>
-              <w:instrText xml:space="preserve"> PAGEREF _Toc227699073 \h </w:instrText>
+              <w:instrText xml:space="preserve"> PAGEREF _Toc227931040 \h </w:instrText>
             </w:r>
             <w:r>
               <w:rPr>
@@ -818,7 +818,7 @@
               <w:lang w:eastAsia="en-GB"/>
             </w:rPr>
           </w:pPr>
-          <w:hyperlink w:anchor="_Toc227699074" w:history="1">
+          <w:hyperlink w:anchor="_Toc227931041" w:history="1">
             <w:r>
               <w:rPr>
                 <w:rStyle w:val="Hyperlink"/>
@@ -845,7 +845,7 @@
                 <w:noProof/>
                 <w:webHidden/>
               </w:rPr>
-              <w:instrText xml:space="preserve"> PAGEREF _Toc227699074 \h </w:instrText>
+              <w:instrText xml:space="preserve"> PAGEREF _Toc227931041 \h </w:instrText>
             </w:r>
             <w:r>
               <w:rPr>
@@ -890,7 +890,7 @@
               <w:lang w:eastAsia="en-GB"/>
             </w:rPr>
           </w:pPr>
-          <w:hyperlink w:anchor="_Toc227699075" w:history="1">
+          <w:hyperlink w:anchor="_Toc227931042" w:history="1">
             <w:r>
               <w:rPr>
                 <w:rStyle w:val="Hyperlink"/>
@@ -917,7 +917,7 @@
                 <w:noProof/>
                 <w:webHidden/>
               </w:rPr>
-              <w:instrText xml:space="preserve"> PAGEREF _Toc227699075 \h </w:instrText>
+              <w:instrText xml:space="preserve"> PAGEREF _Toc227931042 \h </w:instrText>
             </w:r>
             <w:r>
               <w:rPr>
@@ -962,7 +962,7 @@
               <w:lang w:eastAsia="en-GB"/>
             </w:rPr>
           </w:pPr>
-          <w:hyperlink w:anchor="_Toc227699076" w:history="1">
+          <w:hyperlink w:anchor="_Toc227931043" w:history="1">
             <w:r>
               <w:rPr>
                 <w:rStyle w:val="Hyperlink"/>
@@ -989,7 +989,7 @@
                 <w:noProof/>
                 <w:webHidden/>
               </w:rPr>
-              <w:instrText xml:space="preserve"> PAGEREF _Toc227699076 \h </w:instrText>
+              <w:instrText xml:space="preserve"> PAGEREF _Toc227931043 \h </w:instrText>
             </w:r>
             <w:r>
               <w:rPr>
@@ -1034,7 +1034,7 @@
               <w:lang w:eastAsia="en-GB"/>
             </w:rPr>
           </w:pPr>
-          <w:hyperlink w:anchor="_Toc227699077" w:history="1">
+          <w:hyperlink w:anchor="_Toc227931044" w:history="1">
             <w:r>
               <w:rPr>
                 <w:rStyle w:val="Hyperlink"/>
@@ -1061,7 +1061,7 @@
                 <w:noProof/>
                 <w:webHidden/>
               </w:rPr>
-              <w:instrText xml:space="preserve"> PAGEREF _Toc227699077 \h </w:instrText>
+              <w:instrText xml:space="preserve"> PAGEREF _Toc227931044 \h </w:instrText>
             </w:r>
             <w:r>
               <w:rPr>
@@ -1106,7 +1106,7 @@
               <w:lang w:eastAsia="en-GB"/>
             </w:rPr>
           </w:pPr>
-          <w:hyperlink w:anchor="_Toc227699078" w:history="1">
+          <w:hyperlink w:anchor="_Toc227931045" w:history="1">
             <w:r>
               <w:rPr>
                 <w:rStyle w:val="Hyperlink"/>
@@ -1133,7 +1133,7 @@
                 <w:noProof/>
                 <w:webHidden/>
               </w:rPr>
-              <w:instrText xml:space="preserve"> PAGEREF _Toc227699078 \h </w:instrText>
+              <w:instrText xml:space="preserve"> PAGEREF _Toc227931045 \h </w:instrText>
             </w:r>
             <w:r>
               <w:rPr>
@@ -1178,7 +1178,7 @@
               <w:lang w:eastAsia="en-GB"/>
             </w:rPr>
           </w:pPr>
-          <w:hyperlink w:anchor="_Toc227699079" w:history="1">
+          <w:hyperlink w:anchor="_Toc227931046" w:history="1">
             <w:r>
               <w:rPr>
                 <w:rStyle w:val="Hyperlink"/>
@@ -1205,7 +1205,7 @@
                 <w:noProof/>
                 <w:webHidden/>
               </w:rPr>
-              <w:instrText xml:space="preserve"> PAGEREF _Toc227699079 \h </w:instrText>
+              <w:instrText xml:space="preserve"> PAGEREF _Toc227931046 \h </w:instrText>
             </w:r>
             <w:r>
               <w:rPr>
@@ -1250,7 +1250,7 @@
               <w:lang w:eastAsia="en-GB"/>
             </w:rPr>
           </w:pPr>
-          <w:hyperlink w:anchor="_Toc227699080" w:history="1">
+          <w:hyperlink w:anchor="_Toc227931047" w:history="1">
             <w:r>
               <w:rPr>
                 <w:rStyle w:val="Hyperlink"/>
@@ -1277,7 +1277,7 @@
                 <w:noProof/>
                 <w:webHidden/>
               </w:rPr>
-              <w:instrText xml:space="preserve"> PAGEREF _Toc227699080 \h </w:instrText>
+              <w:instrText xml:space="preserve"> PAGEREF _Toc227931047 \h </w:instrText>
             </w:r>
             <w:r>
               <w:rPr>
@@ -1322,7 +1322,7 @@
               <w:lang w:eastAsia="en-GB"/>
             </w:rPr>
           </w:pPr>
-          <w:hyperlink w:anchor="_Toc227699081" w:history="1">
+          <w:hyperlink w:anchor="_Toc227931048" w:history="1">
             <w:r>
               <w:rPr>
                 <w:rStyle w:val="Hyperlink"/>
@@ -1349,7 +1349,7 @@
                 <w:noProof/>
                 <w:webHidden/>
               </w:rPr>
-              <w:instrText xml:space="preserve"> PAGEREF _Toc227699081 \h </w:instrText>
+              <w:instrText xml:space="preserve"> PAGEREF _Toc227931048 \h </w:instrText>
             </w:r>
             <w:r>
               <w:rPr>
@@ -1394,7 +1394,7 @@
               <w:lang w:eastAsia="en-GB"/>
             </w:rPr>
           </w:pPr>
-          <w:hyperlink w:anchor="_Toc227699082" w:history="1">
+          <w:hyperlink w:anchor="_Toc227931049" w:history="1">
             <w:r>
               <w:rPr>
                 <w:rStyle w:val="Hyperlink"/>
@@ -1421,7 +1421,7 @@
                 <w:noProof/>
                 <w:webHidden/>
               </w:rPr>
-              <w:instrText xml:space="preserve"> PAGEREF _Toc227699082 \h </w:instrText>
+              <w:instrText xml:space="preserve"> PAGEREF _Toc227931049 \h </w:instrText>
             </w:r>
             <w:r>
               <w:rPr>
@@ -1466,7 +1466,7 @@
               <w:lang w:eastAsia="en-GB"/>
             </w:rPr>
           </w:pPr>
-          <w:hyperlink w:anchor="_Toc227699083" w:history="1">
+          <w:hyperlink w:anchor="_Toc227931050" w:history="1">
             <w:r>
               <w:rPr>
                 <w:rStyle w:val="Hyperlink"/>
@@ -1493,7 +1493,7 @@
                 <w:noProof/>
                 <w:webHidden/>
               </w:rPr>
-              <w:instrText xml:space="preserve"> PAGEREF _Toc227699083 \h </w:instrText>
+              <w:instrText xml:space="preserve"> PAGEREF _Toc227931050 \h </w:instrText>
             </w:r>
             <w:r>
               <w:rPr>
@@ -1538,27 +1538,13 @@
               <w:lang w:eastAsia="en-GB"/>
             </w:rPr>
           </w:pPr>
-          <w:hyperlink w:anchor="_Toc227699084" w:history="1">
+          <w:hyperlink w:anchor="_Toc227931051" w:history="1">
             <w:r>
               <w:rPr>
                 <w:rStyle w:val="Hyperlink"/>
                 <w:noProof/>
               </w:rPr>
-              <w:t>Resourc</w:t>
-            </w:r>
-            <w:r>
-              <w:rPr>
-                <w:rStyle w:val="Hyperlink"/>
-                <w:noProof/>
-              </w:rPr>
-              <w:t>e</w:t>
-            </w:r>
-            <w:r>
-              <w:rPr>
-                <w:rStyle w:val="Hyperlink"/>
-                <w:noProof/>
-              </w:rPr>
-              <w:t>s</w:t>
+              <w:t>Resources</w:t>
             </w:r>
             <w:r>
               <w:rPr>
@@ -1579,7 +1565,7 @@
                 <w:noProof/>
                 <w:webHidden/>
               </w:rPr>
-              <w:instrText xml:space="preserve"> PAGEREF _Toc227699084 \h </w:instrText>
+              <w:instrText xml:space="preserve"> PAGEREF _Toc227931051 \h </w:instrText>
             </w:r>
             <w:r>
               <w:rPr>
@@ -1599,7 +1585,7 @@
                 <w:noProof/>
                 <w:webHidden/>
               </w:rPr>
-              <w:t>24</w:t>
+              <w:t>25</w:t>
             </w:r>
             <w:r>
               <w:rPr>
@@ -1639,7 +1625,7 @@
       <w:pPr>
         <w:pStyle w:val="Heading2"/>
       </w:pPr>
-      <w:bookmarkStart w:id="0" w:name="_Toc227699066"/>
+      <w:bookmarkStart w:id="0" w:name="_Toc227931033"/>
       <w:r>
         <w:lastRenderedPageBreak/>
         <w:t>Introduction</w:t>
@@ -1858,7 +1844,7 @@
       <w:pPr>
         <w:pStyle w:val="Heading2"/>
       </w:pPr>
-      <w:bookmarkStart w:id="1" w:name="_Toc227699067"/>
+      <w:bookmarkStart w:id="1" w:name="_Toc227931034"/>
       <w:r>
         <w:t>Background</w:t>
       </w:r>
@@ -2007,7 +1993,7 @@
       <w:pPr>
         <w:pStyle w:val="Heading2"/>
       </w:pPr>
-      <w:bookmarkStart w:id="2" w:name="_Toc227699068"/>
+      <w:bookmarkStart w:id="2" w:name="_Toc227931035"/>
       <w:r>
         <w:t>Research Question</w:t>
       </w:r>
@@ -2104,7 +2090,7 @@
       <w:pPr>
         <w:pStyle w:val="Heading2"/>
       </w:pPr>
-      <w:bookmarkStart w:id="3" w:name="_Toc227699069"/>
+      <w:bookmarkStart w:id="3" w:name="_Toc227931036"/>
       <w:r>
         <w:lastRenderedPageBreak/>
         <w:t>Planning and Methodology</w:t>
@@ -2297,6 +2283,9 @@
         </mc:AlternateContent>
       </w:r>
       <w:r>
+        <w:rPr>
+          <w:noProof/>
+        </w:rPr>
         <w:drawing>
           <wp:anchor distT="0" distB="0" distL="114300" distR="114300" simplePos="0" relativeHeight="251715584" behindDoc="1" locked="0" layoutInCell="1" allowOverlap="1" wp14:anchorId="6A1CF1D5" wp14:editId="065B1ED4">
             <wp:simplePos x="0" y="0"/>
@@ -2407,7 +2396,7 @@
       <w:pPr>
         <w:pStyle w:val="Heading2"/>
       </w:pPr>
-      <w:bookmarkStart w:id="4" w:name="_Toc227699070"/>
+      <w:bookmarkStart w:id="4" w:name="_Toc227931037"/>
       <w:r>
         <w:t>System Design</w:t>
       </w:r>
@@ -2627,7 +2616,7 @@
       <w:pPr>
         <w:pStyle w:val="Heading2"/>
       </w:pPr>
-      <w:bookmarkStart w:id="5" w:name="_Toc227699071"/>
+      <w:bookmarkStart w:id="5" w:name="_Toc227931038"/>
       <w:r>
         <w:lastRenderedPageBreak/>
         <w:t>Prototyping</w:t>
@@ -3022,7 +3011,7 @@
       <w:pPr>
         <w:pStyle w:val="Heading2"/>
       </w:pPr>
-      <w:bookmarkStart w:id="6" w:name="_Toc227699072"/>
+      <w:bookmarkStart w:id="6" w:name="_Toc227931039"/>
       <w:r>
         <w:t>Simulation Development</w:t>
       </w:r>
@@ -3314,7 +3303,6 @@
         <w:t xml:space="preserve">I decided to redo the </w:t>
       </w:r>
       <w:proofErr w:type="spellStart"/>
-      <w:proofErr w:type="gramStart"/>
       <w:r>
         <w:rPr>
           <w:rFonts w:ascii="Cascadia Code Light" w:hAnsi="Cascadia Code Light"/>
@@ -3326,14 +3314,7 @@
         <w:rPr>
           <w:rFonts w:ascii="Cascadia Code Light" w:hAnsi="Cascadia Code Light"/>
         </w:rPr>
-        <w:t>(</w:t>
-      </w:r>
-      <w:proofErr w:type="gramEnd"/>
-      <w:r>
-        <w:rPr>
-          <w:rFonts w:ascii="Cascadia Code Light" w:hAnsi="Cascadia Code Light"/>
-        </w:rPr>
-        <w:t>Ant ant)</w:t>
+        <w:t>(Ant ant)</w:t>
       </w:r>
       <w:r>
         <w:t xml:space="preserve"> function and I had noticed that when calculating the unit direction the ant agent was moving, I was using the sine of the ant agent’s angle as the X component of the vector and the cosine of the ant agent's angle as the Y component of the vector. </w:t>
@@ -3650,7 +3631,7 @@
       <w:pPr>
         <w:pStyle w:val="Heading2"/>
       </w:pPr>
-      <w:bookmarkStart w:id="7" w:name="_Toc227699073"/>
+      <w:bookmarkStart w:id="7" w:name="_Toc227931040"/>
       <w:r>
         <w:t xml:space="preserve">Testing </w:t>
       </w:r>
@@ -4374,7 +4355,7 @@
       <w:pPr>
         <w:pStyle w:val="Heading2"/>
       </w:pPr>
-      <w:bookmarkStart w:id="8" w:name="_Toc227699074"/>
+      <w:bookmarkStart w:id="8" w:name="_Toc227931041"/>
       <w:r>
         <w:t xml:space="preserve">Testing &amp; </w:t>
       </w:r>
@@ -4394,11 +4375,11 @@
         <w:t xml:space="preserve">000 ant agents. As mentioned above, the first few tests will be to establish a baseline. Each test be run at least 3 times and will end at 400 seconds, regardless of if the food sources were depleted or if the food made it back to the colony. </w:t>
       </w:r>
     </w:p>
+    <w:bookmarkStart w:id="9" w:name="_Toc227931042"/>
     <w:p>
       <w:pPr>
         <w:pStyle w:val="Heading3"/>
       </w:pPr>
-      <w:bookmarkStart w:id="9" w:name="_Toc227699075"/>
       <w:r>
         <w:rPr>
           <w:noProof/>
@@ -5213,11 +5194,11 @@
         <w:t xml:space="preserve">These 3 tests show that directionality does not affect the performance of my ACO implementation, it also shows that more time is needed to return the food back to the colonies, unless they get stuck in a mill, in which case, it is unlikely for the ant agents to return to the colony, reducing the performance of the simulation. </w:t>
       </w:r>
     </w:p>
+    <w:bookmarkStart w:id="10" w:name="_Toc227931043"/>
     <w:p>
       <w:pPr>
         <w:pStyle w:val="Heading3"/>
       </w:pPr>
-      <w:bookmarkStart w:id="10" w:name="_Toc227699076"/>
       <w:r>
         <w:rPr>
           <w:noProof/>
@@ -5326,7 +5307,7 @@
           <w:noProof/>
         </w:rPr>
         <w:drawing>
-          <wp:anchor distT="0" distB="0" distL="114300" distR="114300" simplePos="0" relativeHeight="251686912" behindDoc="1" locked="0" layoutInCell="1" allowOverlap="1" wp14:anchorId="6D433532" wp14:editId="253867A9">
+          <wp:anchor distT="0" distB="0" distL="114300" distR="114300" simplePos="0" relativeHeight="251686912" behindDoc="1" locked="0" layoutInCell="1" allowOverlap="1" wp14:anchorId="6D433532" wp14:editId="3825CAA7">
             <wp:simplePos x="0" y="0"/>
             <wp:positionH relativeFrom="margin">
               <wp:align>right</wp:align>
@@ -5827,7 +5808,7 @@
       <w:pPr>
         <w:pStyle w:val="Heading3"/>
       </w:pPr>
-      <w:bookmarkStart w:id="11" w:name="_Toc227699077"/>
+      <w:bookmarkStart w:id="11" w:name="_Toc227931044"/>
       <w:r>
         <w:t>Speed of Forming Efficient Paths</w:t>
       </w:r>
@@ -6269,7 +6250,7 @@
           <w:noProof/>
         </w:rPr>
         <w:drawing>
-          <wp:anchor distT="0" distB="0" distL="114300" distR="114300" simplePos="0" relativeHeight="251702272" behindDoc="1" locked="0" layoutInCell="1" allowOverlap="1" wp14:anchorId="458B9247" wp14:editId="27774254">
+          <wp:anchor distT="0" distB="0" distL="114300" distR="114300" simplePos="0" relativeHeight="251702272" behindDoc="1" locked="0" layoutInCell="1" allowOverlap="1" wp14:anchorId="458B9247" wp14:editId="5B466F39">
             <wp:simplePos x="0" y="0"/>
             <wp:positionH relativeFrom="margin">
               <wp:align>right</wp:align>
@@ -6716,7 +6697,7 @@
           <w:noProof/>
         </w:rPr>
       </w:pPr>
-      <w:bookmarkStart w:id="12" w:name="_Toc227699078"/>
+      <w:bookmarkStart w:id="12" w:name="_Toc227931045"/>
       <w:r>
         <w:rPr>
           <w:rFonts w:eastAsiaTheme="minorEastAsia"/>
@@ -7260,7 +7241,7 @@
       <w:pPr>
         <w:pStyle w:val="Heading2"/>
       </w:pPr>
-      <w:bookmarkStart w:id="13" w:name="_Toc227699079"/>
+      <w:bookmarkStart w:id="13" w:name="_Toc227931046"/>
       <w:r>
         <w:t>Evaluation</w:t>
       </w:r>
@@ -7316,21 +7297,7 @@
           <w:i/>
           <w:iCs/>
         </w:rPr>
-        <w:t>how</w:t>
-      </w:r>
-      <w:r>
-        <w:rPr>
-          <w:i/>
-          <w:iCs/>
-        </w:rPr>
-        <w:t xml:space="preserve"> does environmental complexity affect problem-solving efficiency in ant colony systems?</w:t>
-      </w:r>
-      <w:r>
-        <w:rPr>
-          <w:i/>
-          <w:iCs/>
-        </w:rPr>
-        <w:t xml:space="preserve"> </w:t>
+        <w:t xml:space="preserve">how does environmental complexity affect problem-solving efficiency in ant colony systems? </w:t>
       </w:r>
       <w:r>
         <w:t>T</w:t>
@@ -7343,7 +7310,7 @@
       <w:pPr>
         <w:pStyle w:val="Heading2"/>
       </w:pPr>
-      <w:bookmarkStart w:id="14" w:name="_Toc227699080"/>
+      <w:bookmarkStart w:id="14" w:name="_Toc227931047"/>
       <w:r>
         <w:t>Conclusion</w:t>
       </w:r>
@@ -7351,10 +7318,7 @@
     </w:p>
     <w:p>
       <w:r>
-        <w:t xml:space="preserve">My simulation, although provided seemingly valid results, did not seem to be properly well tuned while testing, </w:t>
-      </w:r>
-      <w:r>
-        <w:t xml:space="preserve">which could’ve skewed, but it is not likely to have provided bad results as everything was consistent with how I expect ACO to behave in those situations. </w:t>
+        <w:t xml:space="preserve">My simulation, although provided seemingly valid results, did not seem to be properly well tuned while testing, which could’ve skewed, but it is not likely to have provided bad results as everything was consistent with how I expect ACO to behave in those situations. </w:t>
       </w:r>
       <w:r>
         <w:t xml:space="preserve">Further development into this project will lead to more validity in my findings, I would do this by continuing to refine my settings across my current testing environments. Then I would expand the search space I have already allocated and produce even more complicated environments, comparing the efficiency and speed of the two versions will definitively answer my research question, rather than it currently being a bit ambiguous. </w:t>
@@ -7416,10 +7380,32 @@
       </w:r>
     </w:p>
     <w:p>
+      <w:r>
+        <w:t>This project’s use of Kanban and Agile allowed me to complete the project by always knowing what I should do next, Kanban particularly allowed me to organise my tasks</w:t>
+      </w:r>
+      <w:r>
+        <w:t xml:space="preserve">, I also made use of an ideas bin, where I could make notes of things I would like to include, one example of which is colliding ants, something that would’ve been simpler if my ants remained as Game Objects, but became something I did not get around to. The implementation of collision would more accurately represent the real world and possibly could’ve shown more emergent properties of the simulation. On the other hand, using Agile methodology allowed me to complete the tasks on my Kanban board within a timely manner, the biggest difference between my use of Agile and traditional Agile, is that my sprints lasted for one week due to the strict deadline. </w:t>
+      </w:r>
+    </w:p>
+    <w:p>
+      <w:r>
+        <w:t xml:space="preserve">If the project were to be completed again, as I would not need to spend time learning how to use Unity and coding in C#, I would be able to design and program the initial systems more efficiently. This means that I would also be able to fine tune the different settings, such as pheromone drop rate and decay rate more accurately to real life. I also would have added in additional features to test, for example, if a colony sees a rival, then they could send out warrior ants to protect their colony’s territory. This </w:t>
+      </w:r>
+      <w:r>
+        <w:t xml:space="preserve">functionality </w:t>
+      </w:r>
+      <w:r>
+        <w:t xml:space="preserve">would </w:t>
+      </w:r>
+      <w:r>
+        <w:t>mean that this simulation could show how ACO is useful within antivirus software, most likely being detecting threats to the network or system.</w:t>
+      </w:r>
+    </w:p>
+    <w:p>
       <w:pPr>
         <w:pStyle w:val="Heading2"/>
       </w:pPr>
-      <w:bookmarkStart w:id="15" w:name="_Toc227699081"/>
+      <w:bookmarkStart w:id="15" w:name="_Toc227931048"/>
       <w:r>
         <w:t>References</w:t>
       </w:r>
@@ -7768,6 +7754,7 @@
     </w:p>
     <w:p>
       <w:r>
+        <w:lastRenderedPageBreak/>
         <w:t xml:space="preserve">Zhang, Y., Wang, S. and Ji, G. (2013). A Rule-Based Model for Bankruptcy Prediction Based on an Improved Genetic Ant Colony Algorithm. </w:t>
       </w:r>
       <w:r>
@@ -7987,7 +7974,6 @@
     <w:p>
       <w:proofErr w:type="spellStart"/>
       <w:r>
-        <w:lastRenderedPageBreak/>
         <w:t>Dussutour</w:t>
       </w:r>
       <w:proofErr w:type="spellEnd"/>
@@ -8047,7 +8033,7 @@
       <w:pPr>
         <w:pStyle w:val="Heading2"/>
       </w:pPr>
-      <w:bookmarkStart w:id="16" w:name="_Toc227699082"/>
+      <w:bookmarkStart w:id="16" w:name="_Toc227931049"/>
       <w:r>
         <w:t>Appendix</w:t>
       </w:r>
@@ -8055,6 +8041,9 @@
     </w:p>
     <w:p>
       <w:r>
+        <w:rPr>
+          <w:noProof/>
+        </w:rPr>
         <w:drawing>
           <wp:anchor distT="0" distB="0" distL="114300" distR="114300" simplePos="0" relativeHeight="251719680" behindDoc="1" locked="0" layoutInCell="1" allowOverlap="1" wp14:anchorId="68EB2CA7" wp14:editId="0586B15A">
             <wp:simplePos x="0" y="0"/>
@@ -8112,10 +8101,7 @@
         </w:drawing>
       </w:r>
       <w:r>
-        <w:t xml:space="preserve">Figure 1. </w:t>
-      </w:r>
-      <w:r>
-        <w:t>Kanban board using Trello, screenshot was taken 18/02/26</w:t>
+        <w:t>Figure 1. Kanban board using Trello, screenshot was taken 18/02/26</w:t>
       </w:r>
     </w:p>
     <w:p/>
@@ -8195,6 +8181,7 @@
         <w:rPr>
           <w:noProof/>
         </w:rPr>
+        <w:lastRenderedPageBreak/>
         <w:drawing>
           <wp:anchor distT="0" distB="0" distL="114300" distR="114300" simplePos="0" relativeHeight="251723776" behindDoc="1" locked="0" layoutInCell="1" allowOverlap="1" wp14:anchorId="10FF21FF" wp14:editId="10FC0913">
             <wp:simplePos x="0" y="0"/>
@@ -8261,21 +8248,11 @@
       <w:r>
         <w:t xml:space="preserve">Figure </w:t>
       </w:r>
-      <w:r>
-        <w:fldChar w:fldCharType="begin"/>
-      </w:r>
-      <w:r>
-        <w:instrText xml:space="preserve"> SEQ Figure \* ARABIC </w:instrText>
-      </w:r>
-      <w:r>
-        <w:fldChar w:fldCharType="separate"/>
-      </w:r>
-      <w:r>
-        <w:t>3</w:t>
-      </w:r>
-      <w:r>
-        <w:fldChar w:fldCharType="end"/>
-      </w:r>
+      <w:fldSimple w:instr=" SEQ Figure \* ARABIC ">
+        <w:r>
+          <w:t>3</w:t>
+        </w:r>
+      </w:fldSimple>
       <w:r>
         <w:t>. Ant agents sometimes moving through walls. The bottom left circle is the nest and the two circles on the right are food sources.</w:t>
       </w:r>
@@ -8294,7 +8271,6 @@
         <w:rPr>
           <w:noProof/>
         </w:rPr>
-        <w:lastRenderedPageBreak/>
         <w:drawing>
           <wp:anchor distT="0" distB="0" distL="114300" distR="114300" simplePos="0" relativeHeight="251725824" behindDoc="1" locked="0" layoutInCell="1" allowOverlap="1" wp14:anchorId="696AF43D" wp14:editId="20A6B4FD">
             <wp:simplePos x="0" y="0"/>
@@ -8354,21 +8330,11 @@
       <w:r>
         <w:t xml:space="preserve">Figure </w:t>
       </w:r>
-      <w:r>
-        <w:fldChar w:fldCharType="begin"/>
-      </w:r>
-      <w:r>
-        <w:instrText xml:space="preserve"> SEQ Figure \* ARABIC </w:instrText>
-      </w:r>
-      <w:r>
-        <w:fldChar w:fldCharType="separate"/>
-      </w:r>
-      <w:r>
-        <w:t>4</w:t>
-      </w:r>
-      <w:r>
-        <w:fldChar w:fldCharType="end"/>
-      </w:r>
+      <w:fldSimple w:instr=" SEQ Figure \* ARABIC ">
+        <w:r>
+          <w:t>4</w:t>
+        </w:r>
+      </w:fldSimple>
       <w:r>
         <w:t>. Ant agents moving to the food (yellow circle, right) from the colony (darker yellow circle, left) and back. Some ant agents showing preference to the wall.</w:t>
       </w:r>
@@ -8432,6 +8398,7 @@
     <w:p/>
     <w:p>
       <w:r>
+        <w:lastRenderedPageBreak/>
         <w:t xml:space="preserve">Figure 6. </w:t>
       </w:r>
       <w:r>
@@ -8512,7 +8479,6 @@
     <w:p/>
     <w:p>
       <w:r>
-        <w:lastRenderedPageBreak/>
         <w:t>Figure 7. The second directionality test.</w:t>
       </w:r>
       <w:r>
@@ -8667,6 +8633,7 @@
         </w:tabs>
       </w:pPr>
       <w:r>
+        <w:lastRenderedPageBreak/>
         <w:t xml:space="preserve">Figure 9. </w:t>
       </w:r>
       <w:r>
@@ -8804,19 +8771,9 @@
         </w:tabs>
       </w:pPr>
     </w:p>
-    <w:p>
-      <w:r>
-        <w:br w:type="page"/>
-      </w:r>
-    </w:p>
-    <w:p>
-      <w:pPr>
-        <w:tabs>
-          <w:tab w:val="left" w:pos="400"/>
-        </w:tabs>
-      </w:pPr>
-      <w:r>
-        <w:lastRenderedPageBreak/>
+    <w:p/>
+    <w:p>
+      <w:r>
         <w:t>Figure 10. The testing environment of Obstacles and Directionality Testing.</w:t>
       </w:r>
     </w:p>
@@ -8958,8 +8915,13 @@
     <w:p/>
     <w:p/>
     <w:p/>
-    <w:p>
-      <w:r>
+    <w:p/>
+    <w:p/>
+    <w:p/>
+    <w:p/>
+    <w:p>
+      <w:r>
+        <w:lastRenderedPageBreak/>
         <w:t>Figure 12. Pheromone Trails</w:t>
       </w:r>
     </w:p>
@@ -9016,7 +8978,6 @@
     </w:p>
     <w:p>
       <w:r>
-        <w:lastRenderedPageBreak/>
         <w:t>Figure 13. Testing the speed of forming efficient pathways.</w:t>
       </w:r>
       <w:r>
@@ -9107,8 +9068,15 @@
         </w:drawing>
       </w:r>
     </w:p>
-    <w:p>
-      <w:r>
+    <w:p/>
+    <w:p/>
+    <w:p/>
+    <w:p/>
+    <w:p/>
+    <w:p/>
+    <w:p>
+      <w:r>
+        <w:lastRenderedPageBreak/>
         <w:t>Figure 15. The pathway from the food source to the colony.</w:t>
       </w:r>
     </w:p>
@@ -9203,7 +9171,6 @@
     </w:p>
     <w:p>
       <w:r>
-        <w:lastRenderedPageBreak/>
         <w:t>Figure 17. Accessibility Testing environment.</w:t>
       </w:r>
     </w:p>
@@ -9251,6 +9218,7 @@
     </w:p>
     <w:p>
       <w:r>
+        <w:lastRenderedPageBreak/>
         <w:t>Figure 18. Ants stuck in the initial room.</w:t>
       </w:r>
       <w:r>
@@ -9739,9 +9707,8 @@
       <w:pPr>
         <w:pStyle w:val="Heading3"/>
       </w:pPr>
-      <w:bookmarkStart w:id="17" w:name="_Toc227699083"/>
-      <w:r>
-        <w:lastRenderedPageBreak/>
+      <w:bookmarkStart w:id="17" w:name="_Toc227931050"/>
+      <w:r>
         <w:t>Assets</w:t>
       </w:r>
       <w:bookmarkEnd w:id="17"/>
@@ -9825,6 +9792,12 @@
         </w:drawing>
       </w:r>
     </w:p>
+    <w:p/>
+    <w:p/>
+    <w:p/>
+    <w:p/>
+    <w:p/>
+    <w:p/>
     <w:p>
       <w:pPr>
         <w:rPr>
@@ -9835,6 +9808,7 @@
         </w:rPr>
       </w:pPr>
       <w:r>
+        <w:lastRenderedPageBreak/>
         <w:t xml:space="preserve">Ant sprite - </w:t>
       </w:r>
       <w:hyperlink r:id="rId49" w:history="1">
@@ -9855,9 +9829,9 @@
           <w:noProof/>
         </w:rPr>
         <w:drawing>
-          <wp:inline distT="0" distB="0" distL="0" distR="0" wp14:anchorId="51EC1253" wp14:editId="13705617">
-            <wp:extent cx="5465445" cy="4144010"/>
-            <wp:effectExtent l="0" t="0" r="1905" b="8890"/>
+          <wp:inline distT="0" distB="0" distL="0" distR="0" wp14:anchorId="51EC1253" wp14:editId="36FB7B99">
+            <wp:extent cx="2012868" cy="1526197"/>
+            <wp:effectExtent l="0" t="0" r="6985" b="0"/>
             <wp:docPr id="46108728" name="Picture 18"/>
             <wp:cNvGraphicFramePr>
               <a:graphicFrameLocks xmlns:a="http://schemas.openxmlformats.org/drawingml/2006/main" noChangeAspect="1"/>
@@ -9872,7 +9846,7 @@
                     </pic:cNvPicPr>
                   </pic:nvPicPr>
                   <pic:blipFill>
-                    <a:blip r:embed="rId50">
+                    <a:blip r:embed="rId50" cstate="print">
                       <a:extLst>
                         <a:ext uri="{28A0092B-C50C-407E-A947-70E740481C1C}">
                           <a14:useLocalDpi xmlns:a14="http://schemas.microsoft.com/office/drawing/2010/main" val="0"/>
@@ -9887,7 +9861,7 @@
                   <pic:spPr bwMode="auto">
                     <a:xfrm>
                       <a:off x="0" y="0"/>
-                      <a:ext cx="5465445" cy="4144010"/>
+                      <a:ext cx="2034284" cy="1542435"/>
                     </a:xfrm>
                     <a:prstGeom prst="rect">
                       <a:avLst/>
@@ -9973,7 +9947,7 @@
       <w:pPr>
         <w:pStyle w:val="Heading3"/>
       </w:pPr>
-      <w:bookmarkStart w:id="18" w:name="_Toc227699084"/>
+      <w:bookmarkStart w:id="18" w:name="_Toc227931051"/>
       <w:r>
         <w:t>Resources</w:t>
       </w:r>
@@ -9997,10 +9971,7 @@
     </w:p>
     <w:p>
       <w:r>
-        <w:t>Simulation inspired by:</w:t>
-      </w:r>
-      <w:r>
-        <w:t xml:space="preserve"> </w:t>
+        <w:t xml:space="preserve">Simulation inspired by: </w:t>
       </w:r>
       <w:hyperlink r:id="rId53" w:history="1">
         <w:r>
@@ -10024,10 +9995,7 @@
       </w:r>
       <w:proofErr w:type="spellEnd"/>
       <w:r>
-        <w:t xml:space="preserve"> YouTube research:</w:t>
-      </w:r>
-      <w:r>
-        <w:t xml:space="preserve"> </w:t>
+        <w:t xml:space="preserve"> YouTube research: </w:t>
       </w:r>
       <w:hyperlink r:id="rId54" w:history="1">
         <w:r>
@@ -11030,6 +10998,7 @@
   <w:style w:type="character" w:default="1" w:styleId="DefaultParagraphFont">
     <w:name w:val="Default Paragraph Font"/>
     <w:uiPriority w:val="1"/>
+    <w:semiHidden/>
     <w:unhideWhenUsed/>
   </w:style>
   <w:style w:type="table" w:default="1" w:styleId="TableNormal">
@@ -11749,8 +11718,10 @@
     <w:rsid w:val="005557E3"/>
     <w:rsid w:val="006B02AC"/>
     <w:rsid w:val="007274F0"/>
+    <w:rsid w:val="009F2DF4"/>
     <w:rsid w:val="00A31781"/>
     <w:rsid w:val="00B712F9"/>
+    <w:rsid w:val="00C135F6"/>
     <w:rsid w:val="00F21DCB"/>
   </w:rsids>
   <m:mathPr>
@@ -12220,10 +12191,6 @@
     <w:name w:val="1FF52127BFB84A319F27733C1E8E8356"/>
     <w:rsid w:val="001B3136"/>
   </w:style>
-  <w:style w:type="paragraph" w:customStyle="1" w:styleId="76C30182B5004E459E1A4D2FF3EE1A15">
-    <w:name w:val="76C30182B5004E459E1A4D2FF3EE1A15"/>
-    <w:rsid w:val="001B3136"/>
-  </w:style>
 </w:styles>
 </file>
 
